--- a/backend/data/corpus/DOC-20250123-169.docx
+++ b/backend/data/corpus/DOC-20250123-169.docx
@@ -31,7 +31,67 @@
           <w:b/>
           <w:sz w:val="21"/>
         </w:rPr>
-        <w:t>HCP: Rohan Barrowman, MD, Beacon Hill Neurology Associates, Roanoke, VA (AR)</w:t>
+        <w:t>HCP: Alice Nguyen-Barr, MD, Old Dominion Neurology Group, Richmond, VA (AR)</w:t>
+      </w:r>
+    </w:p>
+    <w:p>
+      <w:r>
+        <w:rPr>
+          <w:sz w:val="21"/>
+        </w:rPr>
+      </w:r>
+    </w:p>
+    <w:p>
+      <w:r>
+        <w:rPr>
+          <w:sz w:val="21"/>
+        </w:rPr>
+        <w:t>Stopped by at the nurses' station for a clipped conversation.</w:t>
+      </w:r>
+    </w:p>
+    <w:p>
+      <w:r>
+        <w:rPr>
+          <w:sz w:val="21"/>
+        </w:rPr>
+      </w:r>
+    </w:p>
+    <w:p>
+      <w:r>
+        <w:rPr>
+          <w:sz w:val="21"/>
+        </w:rPr>
+        <w:t>Described how the older half of the panel is triaged now compared with before.</w:t>
+      </w:r>
+    </w:p>
+    <w:p>
+      <w:r>
+        <w:rPr>
+          <w:sz w:val="21"/>
+        </w:rPr>
+      </w:r>
+    </w:p>
+    <w:p>
+      <w:r>
+        <w:rPr>
+          <w:sz w:val="21"/>
+        </w:rPr>
+        <w:t>Onboarding a rotating resident is the current preoccupation here.</w:t>
+      </w:r>
+    </w:p>
+    <w:p>
+      <w:r>
+        <w:rPr>
+          <w:sz w:val="21"/>
+        </w:rPr>
+      </w:r>
+    </w:p>
+    <w:p>
+      <w:r>
+        <w:rPr>
+          <w:sz w:val="21"/>
+        </w:rPr>
+        <w:t>Asked whether I would be at the meeting later this year.</w:t>
       </w:r>
     </w:p>
     <w:p>
@@ -47,66 +107,6 @@
           <w:sz w:val="21"/>
         </w:rPr>
         <w:t>Agreed to reconnect at a follow-up appointment; nothing that needed follow-up.</w:t>
-      </w:r>
-    </w:p>
-    <w:p>
-      <w:r>
-        <w:rPr>
-          <w:sz w:val="21"/>
-        </w:rPr>
-      </w:r>
-    </w:p>
-    <w:p>
-      <w:r>
-        <w:rPr>
-          <w:sz w:val="21"/>
-        </w:rPr>
-        <w:t>Referral patterns into this clinic have changed, and the pediatric-to-adult transfers is a bigger share than it was.</w:t>
-      </w:r>
-    </w:p>
-    <w:p>
-      <w:r>
-        <w:rPr>
-          <w:sz w:val="21"/>
-        </w:rPr>
-      </w:r>
-    </w:p>
-    <w:p>
-      <w:r>
-        <w:rPr>
-          <w:sz w:val="21"/>
-        </w:rPr>
-        <w:t>Monitoring intervals during titration are set by clinic routine here rather than by protocol.</w:t>
-      </w:r>
-    </w:p>
-    <w:p>
-      <w:r>
-        <w:rPr>
-          <w:sz w:val="21"/>
-        </w:rPr>
-      </w:r>
-    </w:p>
-    <w:p>
-      <w:r>
-        <w:rPr>
-          <w:sz w:val="21"/>
-        </w:rPr>
-        <w:t>The practice lost a front-desk coordinator and has not backfilled, so routine follow-up slots looks better than last year.</w:t>
-      </w:r>
-    </w:p>
-    <w:p>
-      <w:r>
-        <w:rPr>
-          <w:sz w:val="21"/>
-        </w:rPr>
-      </w:r>
-    </w:p>
-    <w:p>
-      <w:r>
-        <w:rPr>
-          <w:sz w:val="21"/>
-        </w:rPr>
-        <w:t>Described how long-standing patients is triaged now compared with before.</w:t>
       </w:r>
     </w:p>
     <w:sectPr>
